--- a/fastml_issues.docx
+++ b/fastml_issues.docx
@@ -120,7 +120,6 @@
       <w:pPr>
         <w:pStyle w:val="NormalWeb"/>
       </w:pPr>
-      <w:bookmarkStart w:id="0" w:name="_GoBack"/>
       <w:r>
         <w:rPr>
           <w:rFonts w:hAnsi="Symbol"/>
@@ -280,18 +279,24 @@
         <w:t xml:space="preserve">  Align multiclass ROC AUC defaults with tidymodels (or make the choice explicit and configurable), and document the implications of macro vs weighted averaging so model rankings are interpretable and comparable.</w:t>
       </w:r>
     </w:p>
-    <w:bookmarkEnd w:id="0"/>
-    <w:p>
-      <w:pPr>
-        <w:pStyle w:val="NormalWeb"/>
+    <w:p>
+      <w:pPr>
+        <w:pStyle w:val="NormalWeb"/>
+        <w:rPr>
+          <w:highlight w:val="yellow"/>
+        </w:rPr>
       </w:pPr>
       <w:r>
         <w:rPr>
           <w:rFonts w:hAnsi="Symbol"/>
+          <w:highlight w:val="yellow"/>
         </w:rPr>
         <w:t></w:t>
       </w:r>
       <w:r>
+        <w:rPr>
+          <w:highlight w:val="yellow"/>
+        </w:rPr>
         <w:t xml:space="preserve">  Harmonize survival metric definitions and default evaluation times with tidymodels/censored conventions, or expose these defaults as explicit user-controlled parameters to avoid silent discrepancies.</w:t>
       </w:r>
     </w:p>
@@ -302,10 +307,14 @@
       <w:r>
         <w:rPr>
           <w:rFonts w:hAnsi="Symbol"/>
+          <w:highlight w:val="yellow"/>
         </w:rPr>
         <w:t></w:t>
       </w:r>
       <w:r>
+        <w:rPr>
+          <w:highlight w:val="yellow"/>
+        </w:rPr>
         <w:t xml:space="preserve">  Make default engine selection and parameter overrides explicit and transparent. Warn users when fastml defaults override parsnip defaults, and allow full user control without silent substitution.</w:t>
       </w:r>
     </w:p>
@@ -334,7 +343,15 @@
         <w:t></w:t>
       </w:r>
       <w:r>
-        <w:t xml:space="preserve">  Add explicit RNG handling to all parallel tuning paths, ensuring reproducible results across different numbers of cores when a seed is set.</w:t>
+        <w:t xml:space="preserve">  </w:t>
+      </w:r>
+      <w:bookmarkStart w:id="0" w:name="_GoBack"/>
+      <w:bookmarkEnd w:id="0"/>
+      <w:r>
+        <w:rPr>
+          <w:highlight w:val="yellow"/>
+        </w:rPr>
+        <w:t>Add explicit RNG handling to all parallel tuning paths, ensuring reproducible results across different numbers of cores when a seed is set.</w:t>
       </w:r>
     </w:p>
     <w:p/>
@@ -1922,7 +1939,6 @@
   <w:style w:type="character" w:default="1" w:styleId="VarsaylanParagrafYazTipi">
     <w:name w:val="Default Paragraph Font"/>
     <w:uiPriority w:val="1"/>
-    <w:semiHidden/>
     <w:unhideWhenUsed/>
   </w:style>
   <w:style w:type="table" w:default="1" w:styleId="NormalTablo">

--- a/fastml_issues.docx
+++ b/fastml_issues.docx
@@ -322,31 +322,35 @@
       <w:pPr>
         <w:pStyle w:val="NormalWeb"/>
       </w:pPr>
-      <w:r>
-        <w:rPr>
-          <w:rFonts w:hAnsi="Symbol"/>
-        </w:rPr>
-        <w:t></w:t>
-      </w:r>
-      <w:r>
-        <w:t xml:space="preserve">  Expand or make configurable the default tuning grids, moving beyond very small fixed grids, and document the speed–robustness trade-off so users can choose appropriately.</w:t>
-      </w:r>
-    </w:p>
-    <w:p>
-      <w:pPr>
-        <w:pStyle w:val="NormalWeb"/>
-      </w:pPr>
-      <w:r>
-        <w:rPr>
-          <w:rFonts w:hAnsi="Symbol"/>
-        </w:rPr>
-        <w:t></w:t>
-      </w:r>
-      <w:r>
-        <w:t xml:space="preserve">  </w:t>
-      </w:r>
       <w:bookmarkStart w:id="0" w:name="_GoBack"/>
       <w:bookmarkEnd w:id="0"/>
+      <w:r>
+        <w:rPr>
+          <w:rFonts w:hAnsi="Symbol"/>
+          <w:highlight w:val="yellow"/>
+        </w:rPr>
+        <w:t></w:t>
+      </w:r>
+      <w:r>
+        <w:rPr>
+          <w:highlight w:val="yellow"/>
+        </w:rPr>
+        <w:t xml:space="preserve">  Expand or make configurable the default tuning grids, moving beyond very small fixed grids, and document the speed–robustness trade-off so users can choose appropriately.</w:t>
+      </w:r>
+    </w:p>
+    <w:p>
+      <w:pPr>
+        <w:pStyle w:val="NormalWeb"/>
+      </w:pPr>
+      <w:r>
+        <w:rPr>
+          <w:rFonts w:hAnsi="Symbol"/>
+        </w:rPr>
+        <w:t></w:t>
+      </w:r>
+      <w:r>
+        <w:t xml:space="preserve">  </w:t>
+      </w:r>
       <w:r>
         <w:rPr>
           <w:highlight w:val="yellow"/>
